--- a/invoice/revoinvoiceproduct.docx
+++ b/invoice/revoinvoiceproduct.docx
@@ -1,6 +1,6 @@
 
 <file path=word/document.xml><?xml version="1.0" encoding="utf-8"?>
-<w:document xmlns:wpc="http://schemas.microsoft.com/office/word/2010/wordprocessingCanvas" xmlns:mc="http://schemas.openxmlformats.org/markup-compatibility/2006" xmlns:o="urn:schemas-microsoft-com:office:office" xmlns:r="http://schemas.openxmlformats.org/officeDocument/2006/relationships" xmlns:m="http://schemas.openxmlformats.org/officeDocument/2006/math" xmlns:v="urn:schemas-microsoft-com:vml" xmlns:wp="http://schemas.openxmlformats.org/drawingml/2006/wordprocessingDrawing" xmlns:w="http://schemas.openxmlformats.org/wordprocessingml/2006/main" xmlns:wpg="http://schemas.microsoft.com/office/word/2010/wordprocessingGroup" xmlns:wpi="http://schemas.microsoft.com/office/word/2010/wordprocessingInk" xmlns:a="http://schemas.openxmlformats.org/drawingml/2006/main" xmlns:wne="http://schemas.microsoft.com/office/word/2006/wordml" xmlns:wps="http://schemas.microsoft.com/office/word/2010/wordprocessingShape" xmlns:w10="urn:schemas-microsoft-com:office:word" xmlns:wp14="http://schemas.microsoft.com/office/word/2010/wordprocessingDrawing" xmlns:w14="http://schemas.microsoft.com/office/word/2010/wordml" xmlns:w15="http://schemas.microsoft.com/office/word/2012/wordml" xmlns:w16cex="http://schemas.microsoft.com/office/word/2018/wordml/cex" xmlns:w16cid="http://schemas.microsoft.com/office/word/2016/wordml/cid" xmlns:w16="http://schemas.microsoft.com/office/word/2018/wordml" xmlns:w16sdtdh="http://schemas.microsoft.com/office/word/2020/wordml/sdtdatahash" xmlns:w16se="http://schemas.microsoft.com/office/word/2015/wordml/symex" mc:Ignorable="w14 w15 w16se w16cid w16 w16cex w16sdtdh wp14">
+<w:document xmlns:a="http://schemas.openxmlformats.org/drawingml/2006/main" xmlns:mc="http://schemas.openxmlformats.org/markup-compatibility/2006" xmlns:o="urn:schemas-microsoft-com:office:office" xmlns:pic="http://schemas.openxmlformats.org/drawingml/2006/picture" xmlns:r="http://schemas.openxmlformats.org/officeDocument/2006/relationships" xmlns:v="urn:schemas-microsoft-com:vml" xmlns:w="http://schemas.openxmlformats.org/wordprocessingml/2006/main" xmlns:wp="http://schemas.openxmlformats.org/drawingml/2006/wordprocessingDrawing" mc:Ignorable="w14 w15 w16se w16cid w16 w16cex w16sdtdh wp14">
   <w:body>
     <w:p>
       <w:pPr>
@@ -28,16 +28,16 @@
         <mc:AlternateContent>
           <mc:Choice Requires="wpg">
             <w:drawing>
-              <wp:inline xmlns:wp="http://schemas.openxmlformats.org/drawingml/2006/wordprocessingDrawing" distT="0" distB="0" distL="0" distR="0">
+              <wp:inline distT="0" distB="0" distL="0" distR="0">
                 <wp:extent cx="409575" cy="400050"/>
                 <wp:effectExtent l="0" t="0" r="0" b="0"/>
                 <wp:docPr id="1" name="" title=""/>
                 <wp:cNvGraphicFramePr>
-                  <a:graphicFrameLocks xmlns:a="http://schemas.openxmlformats.org/drawingml/2006/main" noChangeAspect="1"/>
+                  <a:graphicFrameLocks noChangeAspect="1"/>
                 </wp:cNvGraphicFramePr>
-                <a:graphic xmlns:a="http://schemas.openxmlformats.org/drawingml/2006/main">
+                <a:graphic>
                   <a:graphicData uri="http://schemas.openxmlformats.org/drawingml/2006/picture">
-                    <pic:pic xmlns:pic="http://schemas.openxmlformats.org/drawingml/2006/picture">
+                    <pic:pic>
                       <pic:nvPicPr>
                         <pic:cNvPr id="0" name=""/>
                         <pic:cNvPicPr>
@@ -4727,195 +4727,6 @@
         </w:rPr>
       </w:r>
     </w:p>
-    <w:p>
-      <w:pPr>
-        <w:pStyle w:val="813"/>
-        <w:pBdr/>
-        <w:spacing w:after="0" w:afterAutospacing="0"/>
-        <w:ind/>
-        <w:rPr>
-          <w:rFonts w:ascii="Calibri" w:hAnsi="Calibri" w:cs="Calibri"/>
-          <w:iCs w:val="0"/>
-          <w:highlight w:val="none"/>
-        </w:rPr>
-      </w:pPr>
-      <w:r>
-        <w:rPr>
-          <w:rFonts w:ascii="Calibri" w:hAnsi="Calibri" w:eastAsia="Calibri" w:cs="Calibri"/>
-        </w:rPr>
-        <mc:AlternateContent>
-          <mc:Choice Requires="wpg">
-            <w:drawing>
-              <wp:inline xmlns:wp="http://schemas.openxmlformats.org/drawingml/2006/wordprocessingDrawing" distT="0" distB="0" distL="0" distR="0">
-                <wp:extent cx="2324100" cy="952500"/>
-                <wp:effectExtent l="0" t="0" r="0" b="0"/>
-                <wp:docPr id="2" name="" descr="Shape" title=""/>
-                <wp:cNvGraphicFramePr>
-                  <a:graphicFrameLocks xmlns:a="http://schemas.openxmlformats.org/drawingml/2006/main" noChangeAspect="1"/>
-                </wp:cNvGraphicFramePr>
-                <a:graphic xmlns:a="http://schemas.openxmlformats.org/drawingml/2006/main">
-                  <a:graphicData uri="http://schemas.openxmlformats.org/drawingml/2006/picture">
-                    <pic:pic xmlns:pic="http://schemas.openxmlformats.org/drawingml/2006/picture">
-                      <pic:nvPicPr>
-                        <pic:cNvPr id="0" name=""/>
-                        <pic:cNvPicPr>
-                          <a:picLocks noChangeAspect="1"/>
-                        </pic:cNvPicPr>
-                        <pic:nvPr/>
-                      </pic:nvPicPr>
-                      <pic:blipFill>
-                        <a:blip r:embed="rId9"/>
-                        <a:stretch/>
-                      </pic:blipFill>
-                      <pic:spPr bwMode="auto">
-                        <a:xfrm>
-                          <a:off x="0" y="0"/>
-                          <a:ext cx="2324100" cy="952500"/>
-                        </a:xfrm>
-                        <a:prstGeom prst="rect">
-                          <a:avLst/>
-                        </a:prstGeom>
-                      </pic:spPr>
-                    </pic:pic>
-                  </a:graphicData>
-                </a:graphic>
-              </wp:inline>
-            </w:drawing>
-          </mc:Choice>
-          <mc:Fallback>
-            <w:pict>
-              <v:shapetype id="_x0000_t75" coordsize="21600,21600" o:spt="75" o:preferrelative="t" path="m@4@5l@4@11@9@11@9@5xe" filled="f" stroked="f">
-                <v:stroke joinstyle="miter"/>
-                <v:formulas>
-                  <v:f eqn="if lineDrawn pixelLineWidth 0"/>
-                  <v:f eqn="sum @0 1 0"/>
-                  <v:f eqn="sum 0 0 @1"/>
-                  <v:f eqn="prod @2 1 2"/>
-                  <v:f eqn="prod @3 21600 pixelWidth"/>
-                  <v:f eqn="prod @3 21600 pixelHeight"/>
-                  <v:f eqn="sum @0 0 1"/>
-                  <v:f eqn="prod @6 1 2"/>
-                  <v:f eqn="prod @7 21600 pixelWidth"/>
-                  <v:f eqn="sum @8 21600 0"/>
-                  <v:f eqn="prod @7 21600 pixelHeight"/>
-                  <v:f eqn="sum @10 21600 0"/>
-                </v:formulas>
-                <v:path o:extrusionok="f" gradientshapeok="t" o:connecttype="rect"/>
-                <o:lock v:ext="edit" aspectratio="t"/>
-              </v:shapetype>
-              <v:shape id="_x0000_i1" o:spid="_x0000_s1" type="#_x0000_t75" style="width:183.00pt;height:75.00pt;mso-wrap-distance-left:0.00pt;mso-wrap-distance-top:0.00pt;mso-wrap-distance-right:0.00pt;mso-wrap-distance-bottom:0.00pt;z-index:1;" stroked="false">
-                <v:imagedata r:id="rId9" o:title=""/>
-                <o:lock v:ext="edit" rotation="t"/>
-              </v:shape>
-            </w:pict>
-          </mc:Fallback>
-        </mc:AlternateContent>
-      </w:r>
-      <w:r>
-        <w:rPr>
-          <w:rFonts w:ascii="Calibri" w:hAnsi="Calibri" w:cs="Calibri"/>
-          <w:iCs w:val="0"/>
-          <w:highlight w:val="none"/>
-        </w:rPr>
-      </w:r>
-      <w:r>
-        <w:rPr>
-          <w:rFonts w:ascii="Calibri" w:hAnsi="Calibri" w:cs="Calibri"/>
-          <w:iCs w:val="0"/>
-          <w:highlight w:val="none"/>
-        </w:rPr>
-      </w:r>
-    </w:p>
-    <w:p>
-      <w:pPr>
-        <w:pStyle w:val="813"/>
-        <w:pBdr/>
-        <w:spacing w:after="0" w:afterAutospacing="0"/>
-        <w:ind w:firstLine="0"/>
-        <w:rPr>
-          <w:rFonts w:ascii="Calibri" w:hAnsi="Calibri" w:cs="Calibri"/>
-          <w:highlight w:val="none"/>
-        </w:rPr>
-      </w:pPr>
-      <w:r>
-        <w:rPr>
-          <w:rFonts w:ascii="Calibri" w:hAnsi="Calibri" w:eastAsia="Calibri" w:cs="Calibri"/>
-          <w:highlight w:val="none"/>
-        </w:rPr>
-      </w:r>
-      <w:r>
-        <w:rPr>
-          <w:rFonts w:ascii="Calibri" w:hAnsi="Calibri" w:cs="Calibri"/>
-          <w:highlight w:val="none"/>
-        </w:rPr>
-      </w:r>
-      <w:r>
-        <w:rPr>
-          <w:rFonts w:ascii="Calibri" w:hAnsi="Calibri" w:cs="Calibri"/>
-          <w:highlight w:val="none"/>
-        </w:rPr>
-      </w:r>
-    </w:p>
-    <w:p>
-      <w:pPr>
-        <w:pStyle w:val="813"/>
-        <w:pBdr/>
-        <w:spacing w:after="0" w:afterAutospacing="0"/>
-        <w:ind w:firstLine="0"/>
-        <w:rPr>
-          <w:rFonts w:ascii="Calibri" w:hAnsi="Calibri" w:cs="Calibri"/>
-          <w:highlight w:val="none"/>
-        </w:rPr>
-      </w:pPr>
-      <w:r>
-        <w:rPr>
-          <w:rFonts w:ascii="Calibri" w:hAnsi="Calibri" w:eastAsia="Calibri" w:cs="Calibri"/>
-          <w:highlight w:val="none"/>
-        </w:rPr>
-      </w:r>
-      <w:r>
-        <w:rPr>
-          <w:rFonts w:ascii="Calibri" w:hAnsi="Calibri" w:cs="Calibri"/>
-          <w:highlight w:val="none"/>
-        </w:rPr>
-      </w:r>
-      <w:r>
-        <w:rPr>
-          <w:rFonts w:ascii="Calibri" w:hAnsi="Calibri" w:cs="Calibri"/>
-          <w:highlight w:val="none"/>
-        </w:rPr>
-      </w:r>
-    </w:p>
-    <w:p>
-      <w:pPr>
-        <w:pStyle w:val="813"/>
-        <w:pBdr/>
-        <w:spacing w:after="0" w:afterAutospacing="0"/>
-        <w:ind/>
-        <w:rPr>
-          <w:rFonts w:ascii="Calibri" w:hAnsi="Calibri" w:cs="Calibri"/>
-          <w:highlight w:val="none"/>
-        </w:rPr>
-      </w:pPr>
-      <w:r>
-        <w:rPr>
-          <w:rFonts w:ascii="Calibri" w:hAnsi="Calibri" w:eastAsia="Calibri" w:cs="Calibri"/>
-          <w:highlight w:val="none"/>
-        </w:rPr>
-      </w:r>
-      <w:r>
-        <w:rPr>
-          <w:rFonts w:ascii="Calibri" w:hAnsi="Calibri" w:cs="Calibri"/>
-          <w:highlight w:val="none"/>
-        </w:rPr>
-      </w:r>
-      <w:r>
-        <w:rPr>
-          <w:rFonts w:ascii="Calibri" w:hAnsi="Calibri" w:cs="Calibri"/>
-          <w:highlight w:val="none"/>
-        </w:rPr>
-      </w:r>
-    </w:p>
     <w:sectPr>
       <w:footnotePr/>
       <w:endnotePr/>
